--- a/pfe/media/user_1/project_56/diagram_52/report.docx
+++ b/pfe/media/user_1/project_56/diagram_52/report.docx
@@ -248,7 +248,7 @@
           </w:tcPr>
           <w:p>
             <w:r>
-              <w:t>La déclaration est ambiguë. Cela se produit lorsqu’il existe une ambiguïté associée à l’utilisation de « et » et de « ou ».Ambiguite dans l'article : ['Decret n 05-171Art. 5. — Medical examination of insured persons andbeneficiaries is exercised by the caisse consulting practitionersocial security, entitled to Request medical examthe beneficiary and/or any related medical documentswith the state of health for which it is requestedsocial security benefits.', 'Decret n 05-171Art. 5. — Medical examination of insured persons andbeneficiaries is exercised by the caisse consulting practitionersocial security, entitled to Request medical examthe beneficiary and/or any related medical documentswith the state of health for which it is requestedsocial security benefits.', 'Decret n 05-171Art. 5. — Medical examination of insured persons andbeneficiaries is exercised by the caisse consulting practitionersocial security, entitled to Request medical examthe beneficiary and/or any related medical documentswith the state of health for which it is requestedsocial security benefits.', 'Decret n 05-171Art. 5. — Medical examination of insured persons andbeneficiaries is exercised by the caisse consulting practitionersocial security, entitled to Request medical examthe beneficiary and/or any related medical documentswith the state of health for which it is requestedsocial security benefits.', 'Decret n 05-171Art. 5. — Medical examination of insured persons andbeneficiaries is exercised by the caisse consulting practitionersocial security, entitled to Request medical examthe beneficiary and/or any related medical documentswith the state of health for which it is requestedsocial security benefits.', 'Decret n 05-171Art. 5. — Medical examination of insured persons andbeneficiaries is exercised by the caisse consulting practitionersocial security, entitled to Request medical examthe beneficiary and/or any related medical documentswith the state of health for which it is requestedsocial security benefits.', 'Decret n 05-171Art. 5. — Medical examination of insured persons andbeneficiaries is exercised by the caisse consulting practitionersocial security, entitled to Request medical examthe beneficiary and/or any related medical documentswith the state of health for which it is requestedsocial security benefits.', 'Decret n 05-171Art. 5. — Medical examination of insured persons andbeneficiaries is exercised by the caisse consulting practitionersocial security, entitled to Request medical examthe beneficiary and/or any related medical documentswith the state of health for which it is requestedsocial security benefits.']</w:t>
+              <w:t>La déclaration est ambiguë. Cela se produit lorsqu’il existe une ambiguïté associée à l’utilisation de « et » et de « ou ».Ambiguite dans l'article : ['Decret n 05-171Art. 5. — Medical examination of insured persons andbeneficiaries is exercised by the caisse consulting practitionersocial security, entitled to Request medical examthe beneficiary and/or any related medical documentswith the state of health for which it is requestedsocial security benefits.']</w:t>
             </w:r>
           </w:p>
         </w:tc>
